--- a/testakten/rentenrecht-erwerbsminderung-orthopaedie-psyche-kassel/06_arbeitgeberbeschreibung_taetigkeit.docx
+++ b/testakten/rentenrecht-erwerbsminderung-orthopaedie-psyche-kassel/06_arbeitgeberbeschreibung_taetigkeit.docx
@@ -55,7 +55,7 @@
           <w:b/>
           <w:sz w:val="22"/>
         </w:rPr>
-        <w:t>Telefon: 0561 9502-0 | personal@baumarkt-koenig.example</w:t>
+        <w:t>Telefon: 0561 9502-0 | personal@baumarkt-koenig.de</w:t>
       </w:r>
     </w:p>
     <w:p>
